--- a/README.docx
+++ b/README.docx
@@ -880,24 +880,95 @@
     </w:p>
     <w:p>
       <w:pPr>
+        <w:pStyle w:val="Heading2"/>
+        <w:rPr/>
+      </w:pPr>
+      <w:bookmarkStart w:colFirst="0" w:colLast="0" w:name="_ps8j1v1jsb3k" w:id="0"/>
+      <w:bookmarkEnd w:id="0"/>
+      <w:r>
+        <w:rPr>
+          <w:rtl w:val="0"/>
+        </w:rPr>
+        <w:t xml:space="preserve">🔒 Copyright &amp; Licensing</w:t>
+      </w:r>
+    </w:p>
+    <w:p>
+      <w:pPr>
+        <w:rPr/>
+      </w:pPr>
+      <w:r>
+        <w:rPr>
+          <w:rtl w:val="0"/>
+        </w:rPr>
+      </w:r>
+    </w:p>
+    <w:p>
+      <w:pPr>
+        <w:rPr/>
+      </w:pPr>
+      <w:r>
+        <w:rPr>
+          <w:rtl w:val="0"/>
+        </w:rPr>
+        <w:t xml:space="preserve">All rights reserved. This repository and its entire conceptual design, assets, and source code are the exclusive property of the author. </w:t>
+      </w:r>
+    </w:p>
+    <w:p>
+      <w:pPr>
+        <w:rPr/>
+      </w:pPr>
+      <w:r>
+        <w:rPr>
+          <w:rtl w:val="0"/>
+        </w:rPr>
+      </w:r>
+    </w:p>
+    <w:p>
+      <w:pPr>
+        <w:rPr/>
+      </w:pPr>
+      <w:r>
+        <w:rPr>
+          <w:rtl w:val="0"/>
+        </w:rPr>
+        <w:t xml:space="preserve">By default, this project does not include an open-source license. No one has permission to copy, distribute, modify, or reuse any part of this work for commercial or personal projects. Visitors are strictly limited to viewing the source code for educational and reference purposes only.</w:t>
+      </w:r>
+    </w:p>
+    <w:p>
+      <w:pPr>
+        <w:widowControl w:val="0"/>
+        <w:spacing w:after="120" w:before="120" w:line="275.9999942779541" w:lineRule="auto"/>
+        <w:rPr>
+          <w:rFonts w:ascii="Google Sans" w:cs="Google Sans" w:eastAsia="Google Sans" w:hAnsi="Google Sans"/>
+          <w:color w:val="1f1f1f"/>
+        </w:rPr>
+      </w:pPr>
+      <w:r>
+        <w:rPr>
+          <w:rtl w:val="0"/>
+        </w:rPr>
+      </w:r>
+    </w:p>
+    <w:p>
+      <w:pPr>
         <w:widowControl w:val="0"/>
         <w:spacing w:after="187.5" w:before="120" w:line="275.9999942779541" w:lineRule="auto"/>
+        <w:rPr/>
+      </w:pPr>
+      <w:r>
         <w:rPr>
           <w:rFonts w:ascii="Google Sans" w:cs="Google Sans" w:eastAsia="Google Sans" w:hAnsi="Google Sans"/>
           <w:i w:val="1"/>
           <w:iCs w:val="1"/>
           <w:color w:val="1f1f1f"/>
-        </w:rPr>
-      </w:pPr>
-      <w:r>
-        <w:rPr>
-          <w:rFonts w:ascii="Google Sans" w:cs="Google Sans" w:eastAsia="Google Sans" w:hAnsi="Google Sans"/>
-          <w:i w:val="1"/>
-          <w:iCs w:val="1"/>
-          <w:color w:val="1f1f1f"/>
           <w:rtl w:val="0"/>
         </w:rPr>
         <w:t xml:space="preserve">Digi-Atelier is the first architectural build of the Digital Habitat vision. Handcrafted with 💖 by Sadhana-2008.</w:t>
+      </w:r>
+      <w:r>
+        <w:rPr>
+          <w:rtl w:val="0"/>
+        </w:rPr>
       </w:r>
     </w:p>
     <w:p>
